--- a/WN_RemoteDiag_User-Manual_R2.0.docx
+++ b/WN_RemoteDiag_User-Manual_R2.0.docx
@@ -7,7 +7,6 @@
         <w:spacing w:before="2400" w:after="200"/>
         <w:jc w:val="center"/>
       </w:pPr>
-      <w:proofErr w:type="spellStart"/>
       <w:r>
         <w:rPr>
           <w:b/>
@@ -16,18 +15,7 @@
           <w:sz w:val="56"/>
           <w:szCs w:val="56"/>
         </w:rPr>
-        <w:t>Woorinet</w:t>
-      </w:r>
-      <w:proofErr w:type="spellEnd"/>
-      <w:r>
-        <w:rPr>
-          <w:b/>
-          <w:bCs/>
-          <w:color w:val="1F4E79"/>
-          <w:sz w:val="56"/>
-          <w:szCs w:val="56"/>
-        </w:rPr>
-        <w:t xml:space="preserve"> </w:t>
+        <w:t xml:space="preserve">Woorinet </w:t>
       </w:r>
       <w:proofErr w:type="spellStart"/>
       <w:r>
@@ -301,7 +289,6 @@
                 <w:color w:val="1F4E79"/>
               </w:rPr>
             </w:pPr>
-            <w:proofErr w:type="spellStart"/>
             <w:r>
               <w:rPr>
                 <w:rFonts w:hint="eastAsia"/>
@@ -310,7 +297,6 @@
               </w:rPr>
               <w:t>박형익</w:t>
             </w:r>
-            <w:proofErr w:type="spellEnd"/>
           </w:p>
         </w:tc>
       </w:tr>
@@ -337,12 +323,6 @@
                 <w:color w:val="1F4E79"/>
               </w:rPr>
               <w:t>2026-06-09</w:t>
-            </w:r>
-            <w:r>
-              <w:rPr>
-                <w:bCs/>
-                <w:color w:val="1F4E79"/>
-              </w:rPr>
             </w:r>
           </w:p>
         </w:tc>
@@ -838,13 +818,8 @@
       <w:pPr>
         <w:spacing w:after="120"/>
       </w:pPr>
-      <w:proofErr w:type="spellStart"/>
-      <w:r>
-        <w:t>RemoteDiag</w:t>
-      </w:r>
-      <w:proofErr w:type="spellEnd"/>
-      <w:r>
-        <w:t xml:space="preserve">는 단말기와 통신하기 위해 Windows PC에서 </w:t>
+      <w:r>
+        <w:t xml:space="preserve">RemoteDiag는 단말기와 통신하기 위해 Windows PC에서 </w:t>
       </w:r>
       <w:r>
         <w:t>woorinet_remote_diag_agent</w:t>
@@ -1062,7 +1037,6 @@
         <w:rPr>
           <w:rFonts w:hint="eastAsia"/>
         </w:rPr>
-        <w:lastRenderedPageBreak/>
         <w:t xml:space="preserve">에이전트 </w:t>
       </w:r>
       <w:proofErr w:type="spellStart"/>
@@ -1229,7 +1203,18 @@
         <w:spacing w:after="120"/>
       </w:pPr>
       <w:r>
-        <w:t>단말기 연결 방식은 USB 시리얼 / ADB / 네트워크(SRSD) 세 가지입니다.</w:t>
+        <w:t>단말기 연결 방식은 USB 시리얼</w:t>
+      </w:r>
+      <w:r>
+        <w:t>+</w:t>
+      </w:r>
+      <w:r>
+        <w:t xml:space="preserve">ADB </w:t>
+      </w:r>
+      <w:bookmarkStart w:id="0" w:name="_GoBack"/>
+      <w:bookmarkEnd w:id="0"/>
+      <w:r>
+        <w:t>/ 네트워크(SRSD) 세 가지입니다.</w:t>
       </w:r>
     </w:p>
     <w:p>
@@ -1242,6 +1227,7 @@
         <w:pStyle w:val="2"/>
       </w:pPr>
       <w:r>
+        <w:lastRenderedPageBreak/>
         <w:t>4-1. USB 시리얼 포트 (AT 명령용)</w:t>
       </w:r>
     </w:p>
@@ -1743,6 +1729,7 @@
                 <w:b/>
                 <w:bCs/>
               </w:rPr>
+              <w:lastRenderedPageBreak/>
               <w:t>네트워크</w:t>
             </w:r>
           </w:p>
@@ -1987,8 +1974,6 @@
       <w:r>
         <w:t>[자동 점검] 탭 선택 후 [▶ 자동 점검 시작] 버튼을 클릭합니다.</w:t>
       </w:r>
-      <w:bookmarkStart w:id="0" w:name="_GoBack"/>
-      <w:bookmarkEnd w:id="0"/>
     </w:p>
     <w:p>
       <w:pPr>
@@ -2397,13 +2382,8 @@
             </w:tcMar>
           </w:tcPr>
           <w:p>
-            <w:proofErr w:type="spellStart"/>
-            <w:r>
-              <w:t>브릿지</w:t>
-            </w:r>
-            <w:proofErr w:type="spellEnd"/>
-            <w:r>
-              <w:t xml:space="preserve"> 인터페이스 상태</w:t>
+            <w:r>
+              <w:t>브릿지 인터페이스 상태</w:t>
             </w:r>
           </w:p>
         </w:tc>
@@ -2827,10 +2807,6 @@
       <w:r>
         <w:t>[▶ 시작] 버튼을 클릭하면 현재 커널 메시지(dmesg 최근 500줄)를 수집하여 표시합니다.</w:t>
       </w:r>
-      <w:proofErr w:type="spellStart"/>
-      <w:r/>
-      <w:proofErr w:type="spellEnd"/>
-      <w:r/>
     </w:p>
     <w:p>
       <w:pPr>
@@ -3038,6 +3014,7 @@
                 <w:bCs/>
                 <w:color w:val="FFFFFF"/>
               </w:rPr>
+              <w:lastRenderedPageBreak/>
               <w:t>증상</w:t>
             </w:r>
           </w:p>
@@ -3452,12 +3429,8 @@
       <w:proofErr w:type="spellEnd"/>
     </w:p>
     <w:sectPr>
-      <w:headerReference w:type="even" r:id="rId11"/>
-      <w:headerReference w:type="default" r:id="rId12"/>
-      <w:footerReference w:type="even" r:id="rId13"/>
-      <w:footerReference w:type="default" r:id="rId14"/>
-      <w:headerReference w:type="first" r:id="rId15"/>
-      <w:footerReference w:type="first" r:id="rId16"/>
+      <w:headerReference w:type="default" r:id="rId11"/>
+      <w:footerReference w:type="default" r:id="rId12"/>
       <w:pgSz w:w="11906" w:h="16838"/>
       <w:pgMar w:top="1080" w:right="1080" w:bottom="1080" w:left="1080" w:header="708" w:footer="708" w:gutter="0"/>
       <w:cols w:space="720"/>
@@ -3487,16 +3460,6 @@
 </file>
 
 <file path=word/footer1.xml><?xml version="1.0" encoding="utf-8"?>
-<w:ftr xmlns:wpc="http://schemas.microsoft.com/office/word/2010/wordprocessingCanvas" xmlns:cx="http://schemas.microsoft.com/office/drawing/2014/chartex" xmlns:mc="http://schemas.openxmlformats.org/markup-compatibility/2006" xmlns:o="urn:schemas-microsoft-com:office:office" xmlns:r="http://schemas.openxmlformats.org/officeDocument/2006/relationships" xmlns:m="http://schemas.openxmlformats.org/officeDocument/2006/math" xmlns:v="urn:schemas-microsoft-com:vml" xmlns:wp14="http://schemas.microsoft.com/office/word/2010/wordprocessingDrawing" xmlns:wp="http://schemas.openxmlformats.org/drawingml/2006/wordprocessingDrawing" xmlns:w10="urn:schemas-microsoft-com:office:word" xmlns:w="http://schemas.openxmlformats.org/wordprocessingml/2006/main" xmlns:w14="http://schemas.microsoft.com/office/word/2010/wordml" xmlns:w15="http://schemas.microsoft.com/office/word/2012/wordml" xmlns:w16se="http://schemas.microsoft.com/office/word/2015/wordml/symex" xmlns:wpg="http://schemas.microsoft.com/office/word/2010/wordprocessingGroup" xmlns:wpi="http://schemas.microsoft.com/office/word/2010/wordprocessingInk" xmlns:wne="http://schemas.microsoft.com/office/word/2006/wordml" xmlns:wps="http://schemas.microsoft.com/office/word/2010/wordprocessingShape" mc:Ignorable="w14 w15 w16se wp14">
-  <w:p>
-    <w:pPr>
-      <w:pStyle w:val="ab"/>
-    </w:pPr>
-  </w:p>
-</w:ftr>
-</file>
-
-<file path=word/footer2.xml><?xml version="1.0" encoding="utf-8"?>
 <w:ftr xmlns:wpc="http://schemas.microsoft.com/office/word/2010/wordprocessingCanvas" xmlns:cx="http://schemas.microsoft.com/office/drawing/2014/chartex" xmlns:mc="http://schemas.openxmlformats.org/markup-compatibility/2006" xmlns:o="urn:schemas-microsoft-com:office:office" xmlns:r="http://schemas.openxmlformats.org/officeDocument/2006/relationships" xmlns:m="http://schemas.openxmlformats.org/officeDocument/2006/math" xmlns:v="urn:schemas-microsoft-com:vml" xmlns:wp14="http://schemas.microsoft.com/office/word/2010/wordprocessingDrawing" xmlns:wp="http://schemas.openxmlformats.org/drawingml/2006/wordprocessingDrawing" xmlns:w10="urn:schemas-microsoft-com:office:word" xmlns:w="http://schemas.openxmlformats.org/wordprocessingml/2006/main" xmlns:w14="http://schemas.microsoft.com/office/word/2010/wordml" xmlns:w15="http://schemas.microsoft.com/office/word/2012/wordml" xmlns:w16se="http://schemas.microsoft.com/office/word/2015/wordml/symex" xmlns:wpg="http://schemas.microsoft.com/office/word/2010/wordprocessingGroup" xmlns:wpi="http://schemas.microsoft.com/office/word/2010/wordprocessingInk" xmlns:wne="http://schemas.microsoft.com/office/word/2006/wordml" xmlns:wps="http://schemas.microsoft.com/office/word/2010/wordprocessingShape" mc:Ignorable="w14 w15 w16se wp14">
   <w:p>
     <w:pPr>
@@ -3536,7 +3499,7 @@
         <w:sz w:val="18"/>
         <w:szCs w:val="18"/>
       </w:rPr>
-      <w:t>6</w:t>
+      <w:t>5</w:t>
     </w:r>
     <w:r>
       <w:rPr>
@@ -3599,16 +3562,6 @@
 </w:ftr>
 </file>
 
-<file path=word/footer3.xml><?xml version="1.0" encoding="utf-8"?>
-<w:ftr xmlns:wpc="http://schemas.microsoft.com/office/word/2010/wordprocessingCanvas" xmlns:cx="http://schemas.microsoft.com/office/drawing/2014/chartex" xmlns:mc="http://schemas.openxmlformats.org/markup-compatibility/2006" xmlns:o="urn:schemas-microsoft-com:office:office" xmlns:r="http://schemas.openxmlformats.org/officeDocument/2006/relationships" xmlns:m="http://schemas.openxmlformats.org/officeDocument/2006/math" xmlns:v="urn:schemas-microsoft-com:vml" xmlns:wp14="http://schemas.microsoft.com/office/word/2010/wordprocessingDrawing" xmlns:wp="http://schemas.openxmlformats.org/drawingml/2006/wordprocessingDrawing" xmlns:w10="urn:schemas-microsoft-com:office:word" xmlns:w="http://schemas.openxmlformats.org/wordprocessingml/2006/main" xmlns:w14="http://schemas.microsoft.com/office/word/2010/wordml" xmlns:w15="http://schemas.microsoft.com/office/word/2012/wordml" xmlns:w16se="http://schemas.microsoft.com/office/word/2015/wordml/symex" xmlns:wpg="http://schemas.microsoft.com/office/word/2010/wordprocessingGroup" xmlns:wpi="http://schemas.microsoft.com/office/word/2010/wordprocessingInk" xmlns:wne="http://schemas.microsoft.com/office/word/2006/wordml" xmlns:wps="http://schemas.microsoft.com/office/word/2010/wordprocessingShape" mc:Ignorable="w14 w15 w16se wp14">
-  <w:p>
-    <w:pPr>
-      <w:pStyle w:val="ab"/>
-    </w:pPr>
-  </w:p>
-</w:ftr>
-</file>
-
 <file path=word/footnotes.xml><?xml version="1.0" encoding="utf-8"?>
 <w:footnotes xmlns:wpc="http://schemas.microsoft.com/office/word/2010/wordprocessingCanvas" xmlns:cx="http://schemas.microsoft.com/office/drawing/2014/chartex" xmlns:mc="http://schemas.openxmlformats.org/markup-compatibility/2006" xmlns:o="urn:schemas-microsoft-com:office:office" xmlns:r="http://schemas.openxmlformats.org/officeDocument/2006/relationships" xmlns:m="http://schemas.openxmlformats.org/officeDocument/2006/math" xmlns:v="urn:schemas-microsoft-com:vml" xmlns:wp14="http://schemas.microsoft.com/office/word/2010/wordprocessingDrawing" xmlns:wp="http://schemas.openxmlformats.org/drawingml/2006/wordprocessingDrawing" xmlns:w10="urn:schemas-microsoft-com:office:word" xmlns:w="http://schemas.openxmlformats.org/wordprocessingml/2006/main" xmlns:w14="http://schemas.microsoft.com/office/word/2010/wordml" xmlns:w15="http://schemas.microsoft.com/office/word/2012/wordml" xmlns:w16se="http://schemas.microsoft.com/office/word/2015/wordml/symex" xmlns:wpg="http://schemas.microsoft.com/office/word/2010/wordprocessingGroup" xmlns:wpi="http://schemas.microsoft.com/office/word/2010/wordprocessingInk" xmlns:wne="http://schemas.microsoft.com/office/word/2006/wordml" xmlns:wps="http://schemas.microsoft.com/office/word/2010/wordprocessingShape" mc:Ignorable="w14 w15 w16se wp14">
   <w:footnote w:type="separator" w:id="-1">
@@ -3629,16 +3582,6 @@
 </file>
 
 <file path=word/header1.xml><?xml version="1.0" encoding="utf-8"?>
-<w:hdr xmlns:wpc="http://schemas.microsoft.com/office/word/2010/wordprocessingCanvas" xmlns:cx="http://schemas.microsoft.com/office/drawing/2014/chartex" xmlns:mc="http://schemas.openxmlformats.org/markup-compatibility/2006" xmlns:o="urn:schemas-microsoft-com:office:office" xmlns:r="http://schemas.openxmlformats.org/officeDocument/2006/relationships" xmlns:m="http://schemas.openxmlformats.org/officeDocument/2006/math" xmlns:v="urn:schemas-microsoft-com:vml" xmlns:wp14="http://schemas.microsoft.com/office/word/2010/wordprocessingDrawing" xmlns:wp="http://schemas.openxmlformats.org/drawingml/2006/wordprocessingDrawing" xmlns:w10="urn:schemas-microsoft-com:office:word" xmlns:w="http://schemas.openxmlformats.org/wordprocessingml/2006/main" xmlns:w14="http://schemas.microsoft.com/office/word/2010/wordml" xmlns:w15="http://schemas.microsoft.com/office/word/2012/wordml" xmlns:w16se="http://schemas.microsoft.com/office/word/2015/wordml/symex" xmlns:wpg="http://schemas.microsoft.com/office/word/2010/wordprocessingGroup" xmlns:wpi="http://schemas.microsoft.com/office/word/2010/wordprocessingInk" xmlns:wne="http://schemas.microsoft.com/office/word/2006/wordml" xmlns:wps="http://schemas.microsoft.com/office/word/2010/wordprocessingShape" mc:Ignorable="w14 w15 w16se wp14">
-  <w:p>
-    <w:pPr>
-      <w:pStyle w:val="aa"/>
-    </w:pPr>
-  </w:p>
-</w:hdr>
-</file>
-
-<file path=word/header2.xml><?xml version="1.0" encoding="utf-8"?>
 <w:hdr xmlns:wpc="http://schemas.microsoft.com/office/word/2010/wordprocessingCanvas" xmlns:cx="http://schemas.microsoft.com/office/drawing/2014/chartex" xmlns:mc="http://schemas.openxmlformats.org/markup-compatibility/2006" xmlns:o="urn:schemas-microsoft-com:office:office" xmlns:r="http://schemas.openxmlformats.org/officeDocument/2006/relationships" xmlns:m="http://schemas.openxmlformats.org/officeDocument/2006/math" xmlns:v="urn:schemas-microsoft-com:vml" xmlns:wp14="http://schemas.microsoft.com/office/word/2010/wordprocessingDrawing" xmlns:wp="http://schemas.openxmlformats.org/drawingml/2006/wordprocessingDrawing" xmlns:w10="urn:schemas-microsoft-com:office:word" xmlns:w="http://schemas.openxmlformats.org/wordprocessingml/2006/main" xmlns:w14="http://schemas.microsoft.com/office/word/2010/wordml" xmlns:w15="http://schemas.microsoft.com/office/word/2012/wordml" xmlns:w16se="http://schemas.microsoft.com/office/word/2015/wordml/symex" xmlns:wpg="http://schemas.microsoft.com/office/word/2010/wordprocessingGroup" xmlns:wpi="http://schemas.microsoft.com/office/word/2010/wordprocessingInk" xmlns:wne="http://schemas.microsoft.com/office/word/2006/wordml" xmlns:wps="http://schemas.microsoft.com/office/word/2010/wordprocessingShape" mc:Ignorable="w14 w15 w16se wp14">
   <w:p>
     <w:pPr>
@@ -3714,16 +3657,6 @@
       </w:rPr>
       <w:t>1.0</w:t>
     </w:r>
-  </w:p>
-</w:hdr>
-</file>
-
-<file path=word/header3.xml><?xml version="1.0" encoding="utf-8"?>
-<w:hdr xmlns:wpc="http://schemas.microsoft.com/office/word/2010/wordprocessingCanvas" xmlns:cx="http://schemas.microsoft.com/office/drawing/2014/chartex" xmlns:mc="http://schemas.openxmlformats.org/markup-compatibility/2006" xmlns:o="urn:schemas-microsoft-com:office:office" xmlns:r="http://schemas.openxmlformats.org/officeDocument/2006/relationships" xmlns:m="http://schemas.openxmlformats.org/officeDocument/2006/math" xmlns:v="urn:schemas-microsoft-com:vml" xmlns:wp14="http://schemas.microsoft.com/office/word/2010/wordprocessingDrawing" xmlns:wp="http://schemas.openxmlformats.org/drawingml/2006/wordprocessingDrawing" xmlns:w10="urn:schemas-microsoft-com:office:word" xmlns:w="http://schemas.openxmlformats.org/wordprocessingml/2006/main" xmlns:w14="http://schemas.microsoft.com/office/word/2010/wordml" xmlns:w15="http://schemas.microsoft.com/office/word/2012/wordml" xmlns:w16se="http://schemas.microsoft.com/office/word/2015/wordml/symex" xmlns:wpg="http://schemas.microsoft.com/office/word/2010/wordprocessingGroup" xmlns:wpi="http://schemas.microsoft.com/office/word/2010/wordprocessingInk" xmlns:wne="http://schemas.microsoft.com/office/word/2006/wordml" xmlns:wps="http://schemas.microsoft.com/office/word/2010/wordprocessingShape" mc:Ignorable="w14 w15 w16se wp14">
-  <w:p>
-    <w:pPr>
-      <w:pStyle w:val="aa"/>
-    </w:pPr>
   </w:p>
 </w:hdr>
 </file>
